--- a/Clinical Medicine and Surgery I Exam 2/cms-exam-2-clin-med-pro-guide.docx
+++ b/Clinical Medicine and Surgery I Exam 2/cms-exam-2-clin-med-pro-guide.docx
@@ -20613,7 +20613,7 @@
           <w:b w:val="0"/>
           <w:i w:val="0"/>
         </w:rPr>
-        <w:t xml:space="preserve">Topical broad-spectrum antibacterial: erythromycin ointment (no contact lens, or organic source); ciprofloxacin, ofloxacin or tobramycin (contact lens wear); patching may ease pain; periodic re-exam; </w:t>
+        <w:t xml:space="preserve">Topical broad-spectrum antibacterial: erythromycin ointment (no contact lens, or organic source); ciprofloxacin, ofloxacin or tobramycin (contact lens wear); no patching (slide 18 suggests it; it neither speeds healing nor eases pain); periodic re-exam; </w:t>
       </w:r>
       <w:r>
         <w:rPr>
